--- a/Dokumentáció 3.docx
+++ b/Dokumentáció 3.docx
@@ -1766,9 +1766,9 @@
       <w:r>
         <w:t>. Tartalmi összefoglaló</w:t>
       </w:r>
-      <w:bookmarkEnd w:id="4"/>
       <w:bookmarkEnd w:id="5"/>
       <w:bookmarkEnd w:id="6"/>
+      <w:bookmarkEnd w:id="4"/>
     </w:p>
     <w:p>
       <w:pPr>
@@ -4868,14 +4868,27 @@
                                 <w:szCs w:val="22"/>
                               </w:rPr>
                             </w:pPr>
-                            <w:fldSimple w:instr=" SEQ ábra \* ARABIC ">
-                              <w:r>
-                                <w:rPr>
-                                  <w:noProof/>
-                                </w:rPr>
-                                <w:t>1</w:t>
-                              </w:r>
-                            </w:fldSimple>
+                            <w:r>
+                              <w:fldChar w:fldCharType="begin"/>
+                            </w:r>
+                            <w:r>
+                              <w:instrText xml:space="preserve"> SEQ ábra \* ARABIC </w:instrText>
+                            </w:r>
+                            <w:r>
+                              <w:fldChar w:fldCharType="separate"/>
+                            </w:r>
+                            <w:r>
+                              <w:rPr>
+                                <w:noProof/>
+                              </w:rPr>
+                              <w:t>1</w:t>
+                            </w:r>
+                            <w:r>
+                              <w:rPr>
+                                <w:noProof/>
+                              </w:rPr>
+                              <w:fldChar w:fldCharType="end"/>
+                            </w:r>
                             <w:r>
                               <w:t>. ábra</w:t>
                             </w:r>
@@ -4919,14 +4932,27 @@
                           <w:szCs w:val="22"/>
                         </w:rPr>
                       </w:pPr>
-                      <w:fldSimple w:instr=" SEQ ábra \* ARABIC ">
-                        <w:r>
-                          <w:rPr>
-                            <w:noProof/>
-                          </w:rPr>
-                          <w:t>1</w:t>
-                        </w:r>
-                      </w:fldSimple>
+                      <w:r>
+                        <w:fldChar w:fldCharType="begin"/>
+                      </w:r>
+                      <w:r>
+                        <w:instrText xml:space="preserve"> SEQ ábra \* ARABIC </w:instrText>
+                      </w:r>
+                      <w:r>
+                        <w:fldChar w:fldCharType="separate"/>
+                      </w:r>
+                      <w:r>
+                        <w:rPr>
+                          <w:noProof/>
+                        </w:rPr>
+                        <w:t>1</w:t>
+                      </w:r>
+                      <w:r>
+                        <w:rPr>
+                          <w:noProof/>
+                        </w:rPr>
+                        <w:fldChar w:fldCharType="end"/>
+                      </w:r>
                       <w:r>
                         <w:t>. ábra</w:t>
                       </w:r>
@@ -6297,7 +6323,7 @@
               </wp:anchor>
             </w:drawing>
           </mc:Choice>
-          <mc:Fallback xmlns:w16sdtfl="http://schemas.microsoft.com/office/word/2024/wordml/sdtformatlock" xmlns:w16du="http://schemas.microsoft.com/office/word/2023/wordml/word16du" xmlns:oel="http://schemas.microsoft.com/office/2019/extlst">
+          <mc:Fallback xmlns:oel="http://schemas.microsoft.com/office/2019/extlst" xmlns:w16du="http://schemas.microsoft.com/office/word/2023/wordml/word16du" xmlns:w16sdtfl="http://schemas.microsoft.com/office/word/2024/wordml/sdtformatlock">
             <w:pict>
               <v:shapetype w14:anchorId="590BFB79" id="_x0000_t32" coordsize="21600,21600" o:spt="32" o:oned="t" path="m,l21600,21600e" filled="f">
                 <v:path arrowok="t" fillok="f" o:connecttype="none"/>
@@ -7819,6 +7845,48 @@
         </w:rPr>
         <w:t>) indexeket hoztunk létre az adatbázis szintjén, ami jelentősen felgyorsítja a keresési műveleteket nagy adatmennyiség esetén is.</w:t>
       </w:r>
+      <w:r>
+        <w:rPr>
+          <w:rFonts w:ascii="Times New Roman" w:hAnsi="Times New Roman" w:cs="Times New Roman"/>
+          <w:sz w:val="24"/>
+          <w:szCs w:val="24"/>
+        </w:rPr>
+        <w:t xml:space="preserve"> </w:t>
+      </w:r>
+      <w:proofErr w:type="spellStart"/>
+      <w:r>
+        <w:rPr>
+          <w:rFonts w:ascii="Times New Roman" w:hAnsi="Times New Roman" w:cs="Times New Roman"/>
+          <w:sz w:val="24"/>
+          <w:szCs w:val="24"/>
+        </w:rPr>
+        <w:t>sequelize</w:t>
+      </w:r>
+      <w:proofErr w:type="spellEnd"/>
+      <w:r>
+        <w:rPr>
+          <w:rFonts w:ascii="Times New Roman" w:hAnsi="Times New Roman" w:cs="Times New Roman"/>
+          <w:sz w:val="24"/>
+          <w:szCs w:val="24"/>
+        </w:rPr>
+        <w:t xml:space="preserve"> index </w:t>
+      </w:r>
+      <w:r>
+        <w:rPr>
+          <w:rFonts w:ascii="Times New Roman" w:hAnsi="Times New Roman" w:cs="Times New Roman"/>
+          <w:sz w:val="24"/>
+          <w:szCs w:val="24"/>
+        </w:rPr>
+        <w:t>https://sequelize.org/docs/v6/other-topics/indexes/</w:t>
+      </w:r>
+      <w:r>
+        <w:rPr>
+          <w:rFonts w:ascii="Times New Roman" w:hAnsi="Times New Roman" w:cs="Times New Roman"/>
+          <w:sz w:val="24"/>
+          <w:szCs w:val="24"/>
+        </w:rPr>
+        <w:t xml:space="preserve"> </w:t>
+      </w:r>
     </w:p>
     <w:p>
       <w:pPr>
@@ -9928,7 +9996,23 @@
           <w:sz w:val="24"/>
           <w:szCs w:val="24"/>
         </w:rPr>
-        <w:t xml:space="preserve"> segítségével. Ez megakadályozza a hibás vagy kártékony adatok adatbázisba kerülését. A rendszer rendelkezik egy központi hibakezelő </w:t>
+        <w:t xml:space="preserve"> </w:t>
+      </w:r>
+      <w:r>
+        <w:rPr>
+          <w:rFonts w:ascii="Times New Roman" w:hAnsi="Times New Roman" w:cs="Times New Roman"/>
+          <w:sz w:val="24"/>
+          <w:szCs w:val="24"/>
+        </w:rPr>
+        <w:t xml:space="preserve">és a service réteg </w:t>
+      </w:r>
+      <w:r>
+        <w:rPr>
+          <w:rFonts w:ascii="Times New Roman" w:hAnsi="Times New Roman" w:cs="Times New Roman"/>
+          <w:sz w:val="24"/>
+          <w:szCs w:val="24"/>
+        </w:rPr>
+        <w:t xml:space="preserve">segítségével. Ez megakadályozza a hibás vagy kártékony adatok adatbázisba kerülését. A rendszer rendelkezik egy központi hibakezelő </w:t>
       </w:r>
       <w:proofErr w:type="spellStart"/>
       <w:r>
@@ -16980,7 +17064,7 @@
         <w:rFonts w:ascii="Times New Roman" w:hAnsi="Times New Roman" w:cs="Times New Roman"/>
         <w:noProof/>
       </w:rPr>
-      <w:t>6. Összefoglalás és további fejlesztési lehetőségek</w:t>
+      <w:t>4.Felhasználói dokumentáció</w:t>
     </w:r>
     <w:r>
       <w:rPr>
@@ -17004,27 +17088,14 @@
     <w:r>
       <w:tab/>
     </w:r>
-    <w:r>
-      <w:fldChar w:fldCharType="begin"/>
-    </w:r>
-    <w:r>
-      <w:instrText xml:space="preserve"> STYLEREF  "Címsor 1"  \* MERGEFORMAT </w:instrText>
-    </w:r>
-    <w:r>
-      <w:fldChar w:fldCharType="separate"/>
-    </w:r>
-    <w:r>
-      <w:rPr>
-        <w:noProof/>
-      </w:rPr>
-      <w:t>4.Felhasználói dokumentáció</w:t>
-    </w:r>
-    <w:r>
-      <w:rPr>
-        <w:noProof/>
-      </w:rPr>
-      <w:fldChar w:fldCharType="end"/>
-    </w:r>
+    <w:fldSimple w:instr=" STYLEREF  &quot;Címsor 1&quot;  \* MERGEFORMAT ">
+      <w:r>
+        <w:rPr>
+          <w:noProof/>
+        </w:rPr>
+        <w:t>4.Felhasználói dokumentáció</w:t>
+      </w:r>
+    </w:fldSimple>
   </w:p>
 </w:hdr>
 </file>
